--- a/cv.docx
+++ b/cv.docx
@@ -92,19 +92,7 @@
         <w:rPr>
           <w:rFonts w:ascii="Calibri" w:eastAsia="Calibri" w:hAnsi="Calibri" w:cs="Calibri"/>
         </w:rPr>
-        <w:t xml:space="preserve">Software Engineering undergraduate (Class of 2028) who ships full-stack web apps in Next.js and Python, with an interest in applied statistical modelling. Placed 2nd </w:t>
-      </w:r>
-      <w:r>
-        <w:rPr>
-          <w:rFonts w:ascii="Calibri" w:eastAsia="Calibri" w:hAnsi="Calibri" w:cs="Calibri"/>
-        </w:rPr>
-        <w:t>regionally</w:t>
-      </w:r>
-      <w:r>
-        <w:rPr>
-          <w:rFonts w:ascii="Calibri" w:eastAsia="Calibri" w:hAnsi="Calibri" w:cs="Calibri"/>
-        </w:rPr>
-        <w:t xml:space="preserve"> at Uzbekistan’s AI Hackathon for the detection methodology behind a shadow-economy scoring platform.</w:t>
+        <w:t xml:space="preserve">Software Engineering undergraduate (Class of 2028) who ships full-stack web apps in Next.js and Python, with an interest in applied statistical modelling. Placed 2nd regionally at Uzbekistan’s AI Hackathon for the detection methodology behind a shadow-economy scoring platform.</w:t>
       </w:r>
     </w:p>
     <w:p>
@@ -142,91 +130,16 @@
           <w:sz w:val="21"/>
           <w:szCs w:val="21"/>
         </w:rPr>
-        <w:t>2nd Place — National AI Hackathon (</w:t>
-      </w:r>
-      <w:proofErr w:type="spellStart"/>
-      <w:r>
-        <w:rPr>
-          <w:rFonts w:ascii="Calibri" w:eastAsia="Calibri" w:hAnsi="Calibri" w:cs="Calibri"/>
-          <w:b/>
-          <w:bCs/>
-          <w:sz w:val="21"/>
-          <w:szCs w:val="21"/>
-        </w:rPr>
-        <w:t>Umummilliy</w:t>
-      </w:r>
-      <w:proofErr w:type="spellEnd"/>
-      <w:r>
-        <w:rPr>
-          <w:rFonts w:ascii="Calibri" w:eastAsia="Calibri" w:hAnsi="Calibri" w:cs="Calibri"/>
-          <w:b/>
-          <w:bCs/>
-          <w:sz w:val="21"/>
-          <w:szCs w:val="21"/>
-        </w:rPr>
-        <w:t xml:space="preserve"> AI </w:t>
-      </w:r>
-      <w:proofErr w:type="spellStart"/>
-      <w:proofErr w:type="gramStart"/>
-      <w:r>
-        <w:rPr>
-          <w:rFonts w:ascii="Calibri" w:eastAsia="Calibri" w:hAnsi="Calibri" w:cs="Calibri"/>
-          <w:b/>
-          <w:bCs/>
-          <w:sz w:val="21"/>
-          <w:szCs w:val="21"/>
-        </w:rPr>
-        <w:t>Xakaton</w:t>
-      </w:r>
-      <w:proofErr w:type="spellEnd"/>
-      <w:r>
-        <w:rPr>
-          <w:rFonts w:ascii="Calibri" w:eastAsia="Calibri" w:hAnsi="Calibri" w:cs="Calibri"/>
-          <w:b/>
-          <w:bCs/>
-          <w:sz w:val="21"/>
-          <w:szCs w:val="21"/>
-        </w:rPr>
-        <w:t>)</w:t>
-      </w:r>
-      <w:r>
-        <w:rPr>
-          <w:rFonts w:ascii="Calibri" w:eastAsia="Calibri" w:hAnsi="Calibri" w:cs="Calibri"/>
-          <w:color w:val="444444"/>
-          <w:sz w:val="21"/>
-          <w:szCs w:val="21"/>
-        </w:rPr>
-        <w:t xml:space="preserve">  ·</w:t>
-      </w:r>
-      <w:proofErr w:type="gramEnd"/>
-      <w:r>
-        <w:rPr>
-          <w:rFonts w:ascii="Calibri" w:eastAsia="Calibri" w:hAnsi="Calibri" w:cs="Calibri"/>
-          <w:color w:val="444444"/>
-          <w:sz w:val="21"/>
-          <w:szCs w:val="21"/>
-        </w:rPr>
-        <w:t xml:space="preserve">  </w:t>
-      </w:r>
-      <w:proofErr w:type="spellStart"/>
-      <w:r>
-        <w:rPr>
-          <w:rFonts w:ascii="Calibri" w:eastAsia="Calibri" w:hAnsi="Calibri" w:cs="Calibri"/>
-          <w:color w:val="444444"/>
-          <w:sz w:val="21"/>
-          <w:szCs w:val="21"/>
-        </w:rPr>
-        <w:t>Qarshi</w:t>
-      </w:r>
-      <w:proofErr w:type="spellEnd"/>
-      <w:r>
-        <w:rPr>
-          <w:rFonts w:ascii="Calibri" w:eastAsia="Calibri" w:hAnsi="Calibri" w:cs="Calibri"/>
-          <w:color w:val="444444"/>
-          <w:sz w:val="21"/>
-          <w:szCs w:val="21"/>
-        </w:rPr>
-        <w:t>, Uzbekistan</w:t>
+        <w:t xml:space="preserve">2nd Place — National AI Hackathon (Umummilliy AI Xakaton)</w:t>
+      </w:r>
+      <w:r>
+        <w:rPr>
+          <w:rFonts w:ascii="Calibri" w:eastAsia="Calibri" w:hAnsi="Calibri" w:cs="Calibri"/>
+          <w:color w:val="444444"/>
+          <w:sz w:val="21"/>
+          <w:szCs w:val="21"/>
+        </w:rPr>
+        <w:t xml:space="preserve">  ·  Qarshi, Uzbekistan</w:t>
       </w:r>
       <w:r>
         <w:rPr>
@@ -247,6 +160,76 @@
           <w:rFonts w:ascii="Calibri" w:eastAsia="Calibri" w:hAnsi="Calibri" w:cs="Calibri"/>
         </w:rPr>
         <w:t>Awarded 20,000,000 UZS for Shadow Index, a shadow-economy detection platform designed and built over three days of competition.</w:t>
+      </w:r>
+    </w:p>
+    <w:p>
+      <w:pPr>
+        <w:tabs>
+          <w:tab w:val="right" w:pos="10440"/>
+        </w:tabs>
+        <w:spacing w:before="40" w:after="20"/>
+      </w:pPr>
+      <w:r>
+        <w:rPr>
+          <w:rFonts w:ascii="Calibri" w:eastAsia="Calibri" w:hAnsi="Calibri" w:cs="Calibri"/>
+          <w:b/>
+          <w:bCs/>
+          <w:sz w:val="21"/>
+          <w:szCs w:val="21"/>
+        </w:rPr>
+        <w:t xml:space="preserve">Gold Medal — PIMSO (Philippine International Math and Science Olympiad)</w:t>
+      </w:r>
+      <w:r>
+        <w:rPr>
+          <w:rFonts w:ascii="Calibri" w:eastAsia="Calibri" w:hAnsi="Calibri" w:cs="Calibri"/>
+          <w:color w:val="444444"/>
+          <w:sz w:val="21"/>
+          <w:szCs w:val="21"/>
+        </w:rPr>
+        <w:t xml:space="preserve">  ·  National stage</w:t>
+      </w:r>
+      <w:r>
+        <w:rPr>
+          <w:rFonts w:ascii="Calibri" w:eastAsia="Calibri" w:hAnsi="Calibri" w:cs="Calibri"/>
+          <w:color w:val="444444"/>
+        </w:rPr>
+        <w:tab/>
+        <w:t>2020</w:t>
+      </w:r>
+    </w:p>
+    <w:p>
+      <w:pPr>
+        <w:tabs>
+          <w:tab w:val="right" w:pos="10440"/>
+        </w:tabs>
+        <w:spacing w:before="40" w:after="20"/>
+      </w:pPr>
+      <w:r>
+        <w:rPr>
+          <w:rFonts w:ascii="Calibri" w:eastAsia="Calibri" w:hAnsi="Calibri" w:cs="Calibri"/>
+          <w:b/>
+          <w:bCs/>
+          <w:sz w:val="21"/>
+          <w:szCs w:val="21"/>
+        </w:rPr>
+        <w:t xml:space="preserve">Gold Medal — AIMO (Asia International Math Olympiad)</w:t>
+      </w:r>
+      <w:r>
+        <w:rPr>
+          <w:rFonts w:ascii="Calibri" w:eastAsia="Calibri" w:hAnsi="Calibri" w:cs="Calibri"/>
+          <w:color w:val="444444"/>
+          <w:sz w:val="21"/>
+          <w:szCs w:val="21"/>
+        </w:rPr>
+        <w:t xml:space="preserve">  ·  National stage</w:t>
+      </w:r>
+      <w:r>
+        <w:rPr>
+          <w:rFonts w:ascii="Calibri" w:eastAsia="Calibri" w:hAnsi="Calibri" w:cs="Calibri"/>
+          <w:color w:val="444444"/>
+        </w:rPr>
+        <w:tab/>
+        <w:t>2020</w:t>
       </w:r>
     </w:p>
     <w:p>
@@ -284,37 +267,16 @@
           <w:sz w:val="21"/>
           <w:szCs w:val="21"/>
         </w:rPr>
-        <w:t xml:space="preserve">New Uzbekistan </w:t>
-      </w:r>
-      <w:proofErr w:type="gramStart"/>
-      <w:r>
-        <w:rPr>
-          <w:rFonts w:ascii="Calibri" w:eastAsia="Calibri" w:hAnsi="Calibri" w:cs="Calibri"/>
-          <w:b/>
-          <w:bCs/>
-          <w:sz w:val="21"/>
-          <w:szCs w:val="21"/>
-        </w:rPr>
-        <w:t>University</w:t>
-      </w:r>
-      <w:r>
-        <w:rPr>
-          <w:rFonts w:ascii="Calibri" w:eastAsia="Calibri" w:hAnsi="Calibri" w:cs="Calibri"/>
-          <w:color w:val="444444"/>
-          <w:sz w:val="21"/>
-          <w:szCs w:val="21"/>
-        </w:rPr>
-        <w:t xml:space="preserve">  ·</w:t>
-      </w:r>
-      <w:proofErr w:type="gramEnd"/>
-      <w:r>
-        <w:rPr>
-          <w:rFonts w:ascii="Calibri" w:eastAsia="Calibri" w:hAnsi="Calibri" w:cs="Calibri"/>
-          <w:color w:val="444444"/>
-          <w:sz w:val="21"/>
-          <w:szCs w:val="21"/>
-        </w:rPr>
-        <w:t xml:space="preserve">  B.Sc. Software Engineering</w:t>
+        <w:t xml:space="preserve">New Uzbekistan University</w:t>
+      </w:r>
+      <w:r>
+        <w:rPr>
+          <w:rFonts w:ascii="Calibri" w:eastAsia="Calibri" w:hAnsi="Calibri" w:cs="Calibri"/>
+          <w:color w:val="444444"/>
+          <w:sz w:val="21"/>
+          <w:szCs w:val="21"/>
+        </w:rPr>
+        <w:t xml:space="preserve">  ·  B.Sc. Software Engineering</w:t>
       </w:r>
       <w:r>
         <w:rPr>
@@ -380,25 +342,7 @@
           <w:b/>
           <w:bCs/>
         </w:rPr>
-        <w:t>Mathematics 83/100 (</w:t>
-      </w:r>
-      <w:proofErr w:type="gramStart"/>
-      <w:r>
-        <w:rPr>
-          <w:rFonts w:ascii="Calibri" w:eastAsia="Calibri" w:hAnsi="Calibri" w:cs="Calibri"/>
-          <w:b/>
-          <w:bCs/>
-        </w:rPr>
-        <w:t>A)  ·</w:t>
-      </w:r>
-      <w:proofErr w:type="gramEnd"/>
-      <w:r>
-        <w:rPr>
-          <w:rFonts w:ascii="Calibri" w:eastAsia="Calibri" w:hAnsi="Calibri" w:cs="Calibri"/>
-          <w:b/>
-          <w:bCs/>
-        </w:rPr>
-        <w:t xml:space="preserve">  Physics 83/100 (A)  ·  Computer Science 65 (C)</w:t>
+        <w:t xml:space="preserve">Mathematics 83/100 (A)  ·  Physics 83/100 (A)  ·  Computer Science 65 (C)</w:t>
       </w:r>
       <w:r>
         <w:rPr>
@@ -442,37 +386,16 @@
           <w:sz w:val="21"/>
           <w:szCs w:val="21"/>
         </w:rPr>
-        <w:t xml:space="preserve">Shadow </w:t>
-      </w:r>
-      <w:proofErr w:type="gramStart"/>
-      <w:r>
-        <w:rPr>
-          <w:rFonts w:ascii="Calibri" w:eastAsia="Calibri" w:hAnsi="Calibri" w:cs="Calibri"/>
-          <w:b/>
-          <w:bCs/>
-          <w:sz w:val="21"/>
-          <w:szCs w:val="21"/>
-        </w:rPr>
-        <w:t>Index</w:t>
-      </w:r>
-      <w:r>
-        <w:rPr>
-          <w:rFonts w:ascii="Calibri" w:eastAsia="Calibri" w:hAnsi="Calibri" w:cs="Calibri"/>
-          <w:color w:val="444444"/>
-          <w:sz w:val="21"/>
-          <w:szCs w:val="21"/>
-        </w:rPr>
-        <w:t xml:space="preserve">  ·</w:t>
-      </w:r>
-      <w:proofErr w:type="gramEnd"/>
-      <w:r>
-        <w:rPr>
-          <w:rFonts w:ascii="Calibri" w:eastAsia="Calibri" w:hAnsi="Calibri" w:cs="Calibri"/>
-          <w:color w:val="444444"/>
-          <w:sz w:val="21"/>
-          <w:szCs w:val="21"/>
-        </w:rPr>
-        <w:t xml:space="preserve">  </w:t>
+        <w:t xml:space="preserve">Shadow Index</w:t>
+      </w:r>
+      <w:r>
+        <w:rPr>
+          <w:rFonts w:ascii="Calibri" w:eastAsia="Calibri" w:hAnsi="Calibri" w:cs="Calibri"/>
+          <w:color w:val="444444"/>
+          <w:sz w:val="21"/>
+          <w:szCs w:val="21"/>
+        </w:rPr>
+        <w:t xml:space="preserve">  ·  </w:t>
       </w:r>
       <w:r>
         <w:rPr>
@@ -507,19 +430,7 @@
         <w:rPr>
           <w:rFonts w:ascii="Calibri" w:eastAsia="Calibri" w:hAnsi="Calibri" w:cs="Calibri"/>
         </w:rPr>
-        <w:t xml:space="preserve">Took 2nd place </w:t>
-      </w:r>
-      <w:r>
-        <w:rPr>
-          <w:rFonts w:ascii="Calibri" w:eastAsia="Calibri" w:hAnsi="Calibri" w:cs="Calibri"/>
-        </w:rPr>
-        <w:t>regionally</w:t>
-      </w:r>
-      <w:r>
-        <w:rPr>
-          <w:rFonts w:ascii="Calibri" w:eastAsia="Calibri" w:hAnsi="Calibri" w:cs="Calibri"/>
-        </w:rPr>
-        <w:t xml:space="preserve"> (20,000,000 UZS prize) by designing, in three days, the methodology behind a platform that scores how likely a business is to be operating in the shadow economy and explains every flag it raises.</w:t>
+        <w:t xml:space="preserve">Took 2nd place regionally (20,000,000 UZS prize) by designing, in three days, the methodology behind a platform that scores how likely a business is to be operating in the shadow economy and explains every flag it raises.</w:t>
       </w:r>
     </w:p>
     <w:p>
@@ -569,72 +480,27 @@
           <w:sz w:val="21"/>
           <w:szCs w:val="21"/>
         </w:rPr>
-        <w:t xml:space="preserve">Math Homework &amp; Testing </w:t>
-      </w:r>
-      <w:proofErr w:type="gramStart"/>
-      <w:r>
-        <w:rPr>
-          <w:rFonts w:ascii="Calibri" w:eastAsia="Calibri" w:hAnsi="Calibri" w:cs="Calibri"/>
-          <w:b/>
-          <w:bCs/>
-          <w:sz w:val="21"/>
-          <w:szCs w:val="21"/>
-        </w:rPr>
-        <w:t>Platform</w:t>
-      </w:r>
-      <w:r>
-        <w:rPr>
-          <w:rFonts w:ascii="Calibri" w:eastAsia="Calibri" w:hAnsi="Calibri" w:cs="Calibri"/>
-          <w:color w:val="444444"/>
-          <w:sz w:val="21"/>
-          <w:szCs w:val="21"/>
-        </w:rPr>
-        <w:t xml:space="preserve">  ·</w:t>
-      </w:r>
-      <w:proofErr w:type="gramEnd"/>
-      <w:r>
-        <w:rPr>
-          <w:rFonts w:ascii="Calibri" w:eastAsia="Calibri" w:hAnsi="Calibri" w:cs="Calibri"/>
-          <w:color w:val="444444"/>
-          <w:sz w:val="21"/>
-          <w:szCs w:val="21"/>
-        </w:rPr>
-        <w:t xml:space="preserve">  </w:t>
-      </w:r>
-      <w:r>
-        <w:rPr>
-          <w:rFonts w:ascii="Calibri" w:eastAsia="Calibri" w:hAnsi="Calibri" w:cs="Calibri"/>
-          <w:b/>
-          <w:bCs/>
-          <w:color w:val="444444"/>
-          <w:sz w:val="21"/>
-          <w:szCs w:val="21"/>
-        </w:rPr>
-        <w:t xml:space="preserve">Next.js, PostgreSQL, Prisma, Tailwind, </w:t>
-      </w:r>
-      <w:proofErr w:type="spellStart"/>
-      <w:r>
-        <w:rPr>
-          <w:rFonts w:ascii="Calibri" w:eastAsia="Calibri" w:hAnsi="Calibri" w:cs="Calibri"/>
-          <w:b/>
-          <w:bCs/>
-          <w:color w:val="444444"/>
-          <w:sz w:val="21"/>
-          <w:szCs w:val="21"/>
-        </w:rPr>
-        <w:t>Vercel</w:t>
-      </w:r>
-      <w:proofErr w:type="spellEnd"/>
-      <w:r>
-        <w:rPr>
-          <w:rFonts w:ascii="Calibri" w:eastAsia="Calibri" w:hAnsi="Calibri" w:cs="Calibri"/>
-          <w:b/>
-          <w:bCs/>
+        <w:t xml:space="preserve">Math Homework &amp; Testing Platform</w:t>
+      </w:r>
+      <w:r>
+        <w:rPr>
+          <w:rFonts w:ascii="Calibri" w:eastAsia="Calibri" w:hAnsi="Calibri" w:cs="Calibri"/>
           <w:color w:val="444444"/>
           <w:sz w:val="21"/>
           <w:szCs w:val="21"/>
         </w:rPr>
         <w:t xml:space="preserve">  ·  </w:t>
+      </w:r>
+      <w:r>
+        <w:rPr>
+          <w:rFonts w:ascii="Calibri" w:eastAsia="Calibri" w:hAnsi="Calibri" w:cs="Calibri"/>
+          <w:b/>
+          <w:bCs/>
+          <w:color w:val="444444"/>
+          <w:sz w:val="21"/>
+          <w:szCs w:val="21"/>
+        </w:rPr>
+        <w:t xml:space="preserve">Next.js, PostgreSQL, Prisma, Tailwind, Vercel  ·  </w:t>
       </w:r>
       <w:hyperlink r:id="rId8" w:history="1">
         <w:r>
@@ -704,59 +570,27 @@
           <w:sz w:val="21"/>
           <w:szCs w:val="21"/>
         </w:rPr>
-        <w:t xml:space="preserve">Single-Page Game Reservation </w:t>
-      </w:r>
-      <w:proofErr w:type="gramStart"/>
-      <w:r>
-        <w:rPr>
-          <w:rFonts w:ascii="Calibri" w:eastAsia="Calibri" w:hAnsi="Calibri" w:cs="Calibri"/>
-          <w:b/>
-          <w:bCs/>
-          <w:sz w:val="21"/>
-          <w:szCs w:val="21"/>
-        </w:rPr>
-        <w:t>Application</w:t>
-      </w:r>
-      <w:r>
-        <w:rPr>
-          <w:rFonts w:ascii="Calibri" w:eastAsia="Calibri" w:hAnsi="Calibri" w:cs="Calibri"/>
-          <w:color w:val="444444"/>
-          <w:sz w:val="21"/>
-          <w:szCs w:val="21"/>
-        </w:rPr>
-        <w:t xml:space="preserve">  ·</w:t>
-      </w:r>
-      <w:proofErr w:type="gramEnd"/>
-      <w:r>
-        <w:rPr>
-          <w:rFonts w:ascii="Calibri" w:eastAsia="Calibri" w:hAnsi="Calibri" w:cs="Calibri"/>
-          <w:color w:val="444444"/>
-          <w:sz w:val="21"/>
-          <w:szCs w:val="21"/>
-        </w:rPr>
-        <w:t xml:space="preserve">  </w:t>
-      </w:r>
-      <w:r>
-        <w:rPr>
-          <w:rFonts w:ascii="Calibri" w:eastAsia="Calibri" w:hAnsi="Calibri" w:cs="Calibri"/>
-          <w:b/>
-          <w:bCs/>
-          <w:color w:val="444444"/>
-          <w:sz w:val="21"/>
-          <w:szCs w:val="21"/>
-        </w:rPr>
-        <w:t>React, Context API, JSX</w:t>
-      </w:r>
-      <w:r>
-        <w:rPr>
-          <w:rFonts w:ascii="Calibri" w:eastAsia="Calibri" w:hAnsi="Calibri" w:cs="Calibri"/>
-          <w:b/>
-          <w:bCs/>
+        <w:t xml:space="preserve">Single-Page Game Reservation Application</w:t>
+      </w:r>
+      <w:r>
+        <w:rPr>
+          <w:rFonts w:ascii="Calibri" w:eastAsia="Calibri" w:hAnsi="Calibri" w:cs="Calibri"/>
           <w:color w:val="444444"/>
           <w:sz w:val="21"/>
           <w:szCs w:val="21"/>
         </w:rPr>
         <w:t xml:space="preserve">  ·  </w:t>
+      </w:r>
+      <w:r>
+        <w:rPr>
+          <w:rFonts w:ascii="Calibri" w:eastAsia="Calibri" w:hAnsi="Calibri" w:cs="Calibri"/>
+          <w:b/>
+          <w:bCs/>
+          <w:color w:val="444444"/>
+          <w:sz w:val="21"/>
+          <w:szCs w:val="21"/>
+        </w:rPr>
+        <w:t xml:space="preserve">React, Context API, JSX  ·  </w:t>
       </w:r>
       <w:hyperlink r:id="rId9" w:history="1">
         <w:r>
@@ -795,8 +629,6 @@
         </w:tabs>
         <w:spacing w:before="130" w:after="20"/>
       </w:pPr>
-      <w:proofErr w:type="spellStart"/>
-      <w:proofErr w:type="gramStart"/>
       <w:r>
         <w:rPr>
           <w:rFonts w:ascii="Calibri" w:eastAsia="Calibri" w:hAnsi="Calibri" w:cs="Calibri"/>
@@ -807,47 +639,25 @@
         </w:rPr>
         <w:t>EduPlatform</w:t>
       </w:r>
-      <w:proofErr w:type="spellEnd"/>
-      <w:r>
-        <w:rPr>
-          <w:rFonts w:ascii="Calibri" w:eastAsia="Calibri" w:hAnsi="Calibri" w:cs="Calibri"/>
-          <w:color w:val="444444"/>
-          <w:sz w:val="21"/>
-          <w:szCs w:val="21"/>
-        </w:rPr>
-        <w:t xml:space="preserve">  ·</w:t>
-      </w:r>
-      <w:proofErr w:type="gramEnd"/>
-      <w:r>
-        <w:rPr>
-          <w:rFonts w:ascii="Calibri" w:eastAsia="Calibri" w:hAnsi="Calibri" w:cs="Calibri"/>
-          <w:color w:val="444444"/>
-          <w:sz w:val="21"/>
-          <w:szCs w:val="21"/>
-        </w:rPr>
-        <w:t xml:space="preserve">  </w:t>
-      </w:r>
-      <w:r>
-        <w:rPr>
-          <w:rFonts w:ascii="Calibri" w:eastAsia="Calibri" w:hAnsi="Calibri" w:cs="Calibri"/>
-          <w:b/>
-          <w:bCs/>
-          <w:color w:val="444444"/>
-          <w:sz w:val="21"/>
-          <w:szCs w:val="21"/>
-        </w:rPr>
-        <w:t>Python, OOP</w:t>
-      </w:r>
-      <w:r>
-        <w:rPr>
-          <w:rFonts w:ascii="Calibri" w:eastAsia="Calibri" w:hAnsi="Calibri" w:cs="Calibri"/>
-          <w:b/>
-          <w:bCs/>
+      <w:r>
+        <w:rPr>
+          <w:rFonts w:ascii="Calibri" w:eastAsia="Calibri" w:hAnsi="Calibri" w:cs="Calibri"/>
           <w:color w:val="444444"/>
           <w:sz w:val="21"/>
           <w:szCs w:val="21"/>
         </w:rPr>
         <w:t xml:space="preserve">  ·  </w:t>
+      </w:r>
+      <w:r>
+        <w:rPr>
+          <w:rFonts w:ascii="Calibri" w:eastAsia="Calibri" w:hAnsi="Calibri" w:cs="Calibri"/>
+          <w:b/>
+          <w:bCs/>
+          <w:color w:val="444444"/>
+          <w:sz w:val="21"/>
+          <w:szCs w:val="21"/>
+        </w:rPr>
+        <w:t xml:space="preserve">Python, OOP  ·  </w:t>
       </w:r>
       <w:hyperlink r:id="rId10" w:history="1">
         <w:r>
@@ -913,37 +723,16 @@
           <w:sz w:val="21"/>
           <w:szCs w:val="21"/>
         </w:rPr>
-        <w:t xml:space="preserve">MAAB </w:t>
-      </w:r>
-      <w:proofErr w:type="gramStart"/>
-      <w:r>
-        <w:rPr>
-          <w:rFonts w:ascii="Calibri" w:eastAsia="Calibri" w:hAnsi="Calibri" w:cs="Calibri"/>
-          <w:b/>
-          <w:bCs/>
-          <w:sz w:val="21"/>
-          <w:szCs w:val="21"/>
-        </w:rPr>
-        <w:t>Innovation</w:t>
-      </w:r>
-      <w:r>
-        <w:rPr>
-          <w:rFonts w:ascii="Calibri" w:eastAsia="Calibri" w:hAnsi="Calibri" w:cs="Calibri"/>
-          <w:color w:val="444444"/>
-          <w:sz w:val="21"/>
-          <w:szCs w:val="21"/>
-        </w:rPr>
-        <w:t xml:space="preserve">  ·</w:t>
-      </w:r>
-      <w:proofErr w:type="gramEnd"/>
-      <w:r>
-        <w:rPr>
-          <w:rFonts w:ascii="Calibri" w:eastAsia="Calibri" w:hAnsi="Calibri" w:cs="Calibri"/>
-          <w:color w:val="444444"/>
-          <w:sz w:val="21"/>
-          <w:szCs w:val="21"/>
-        </w:rPr>
-        <w:t xml:space="preserve">  Python &amp; SQL Server programme</w:t>
+        <w:t xml:space="preserve">MAAB Innovation</w:t>
+      </w:r>
+      <w:r>
+        <w:rPr>
+          <w:rFonts w:ascii="Calibri" w:eastAsia="Calibri" w:hAnsi="Calibri" w:cs="Calibri"/>
+          <w:color w:val="444444"/>
+          <w:sz w:val="21"/>
+          <w:szCs w:val="21"/>
+        </w:rPr>
+        <w:t xml:space="preserve">  ·  Python &amp; SQL Server programme</w:t>
       </w:r>
       <w:r>
         <w:rPr>
@@ -1059,21 +848,7 @@
         <w:rPr>
           <w:rFonts w:ascii="Calibri" w:eastAsia="Calibri" w:hAnsi="Calibri" w:cs="Calibri"/>
         </w:rPr>
-        <w:t xml:space="preserve">Next.js, React, Prisma, Tailwind CSS, pandas, PostgreSQL (Neon), SQL Server (SSMS), </w:t>
-      </w:r>
-      <w:proofErr w:type="spellStart"/>
-      <w:r>
-        <w:rPr>
-          <w:rFonts w:ascii="Calibri" w:eastAsia="Calibri" w:hAnsi="Calibri" w:cs="Calibri"/>
-        </w:rPr>
-        <w:t>Vercel</w:t>
-      </w:r>
-      <w:proofErr w:type="spellEnd"/>
-      <w:r>
-        <w:rPr>
-          <w:rFonts w:ascii="Calibri" w:eastAsia="Calibri" w:hAnsi="Calibri" w:cs="Calibri"/>
-        </w:rPr>
-        <w:t>, Git &amp; GitHub.</w:t>
+        <w:t xml:space="preserve">Next.js, React, Prisma, Tailwind CSS, pandas, PostgreSQL (Neon), SQL Server (SSMS), Vercel, Git &amp; GitHub.</w:t>
       </w:r>
     </w:p>
     <w:p>
